--- a/fuentes/CFA1_228145_DU.docx
+++ b/fuentes/CFA1_228145_DU.docx
@@ -328,7 +328,7 @@
                 <v:stroke joinstyle="miter"/>
                 <v:path gradientshapeok="t" o:connecttype="rect"/>
               </v:shapetype>
-              <v:shape id="Cuadro de texto 2" o:spid="_x0000_s1026" type="#_x0000_t202" style="position:absolute;left:0;text-align:left;margin-left:-20.7pt;margin-top:22pt;width:488.95pt;height:146.25pt;z-index:251657728;visibility:visible;mso-wrap-style:square;mso-width-percent:0;mso-height-percent:0;mso-wrap-distance-left:9pt;mso-wrap-distance-top:3.6pt;mso-wrap-distance-right:9pt;mso-wrap-distance-bottom:3.6pt;mso-position-horizontal:absolute;mso-position-horizontal-relative:text;mso-position-vertical:absolute;mso-position-vertical-relative:text;mso-width-percent:0;mso-height-percent:0;mso-width-relative:margin;mso-height-relative:margin;v-text-anchor:top" o:gfxdata="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" filled="f" stroked="f">
+              <v:shape id="Cuadro de texto 2" o:spid="_x0000_s1026" type="#_x0000_t202" alt="&quot;&quot;" style="position:absolute;left:0;text-align:left;margin-left:-20.7pt;margin-top:22pt;width:488.95pt;height:146.25pt;z-index:251657728;visibility:visible;mso-wrap-style:square;mso-width-percent:0;mso-height-percent:0;mso-wrap-distance-left:9pt;mso-wrap-distance-top:3.6pt;mso-wrap-distance-right:9pt;mso-wrap-distance-bottom:3.6pt;mso-position-horizontal:absolute;mso-position-horizontal-relative:text;mso-position-vertical:absolute;mso-position-vertical-relative:text;mso-width-percent:0;mso-height-percent:0;mso-width-relative:margin;mso-height-relative:margin;v-text-anchor:top" o:gfxdata="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" filled="f" stroked="f">
                 <v:textbox>
                   <w:txbxContent>
                     <w:p>
@@ -1738,7 +1738,7 @@
             <w:noProof/>
             <w:webHidden/>
           </w:rPr>
-          <w:t>50</w:t>
+          <w:t>51</w:t>
         </w:r>
         <w:r>
           <w:rPr>
@@ -10294,6 +10294,7 @@
     </w:p>
     <w:p>
       <w:pPr>
+        <w:ind w:firstLine="0"/>
         <w:rPr>
           <w:lang w:eastAsia="es-CO"/>
         </w:rPr>
@@ -10618,6 +10619,7 @@
     <w:p>
       <w:pPr>
         <w:pStyle w:val="Video"/>
+        <w:jc w:val="left"/>
       </w:pPr>
       <w:r>
         <w:lastRenderedPageBreak/>
@@ -10630,7 +10632,82 @@
         <w:t>focus group</w:t>
       </w:r>
     </w:p>
-    <w:p/>
+    <w:p>
+      <w:pPr>
+        <w:jc w:val="center"/>
+        <w:rPr>
+          <w:sz w:val="24"/>
+          <w:szCs w:val="24"/>
+          <w:lang w:eastAsia="es-CO"/>
+        </w:rPr>
+      </w:pPr>
+      <w:r>
+        <w:rPr>
+          <w:noProof/>
+        </w:rPr>
+        <w:drawing>
+          <wp:inline distT="0" distB="0" distL="0" distR="0" wp14:anchorId="32FA9DE2" wp14:editId="2B365295">
+            <wp:extent cx="4680000" cy="2631600"/>
+            <wp:effectExtent l="0" t="0" r="6350" b="0"/>
+            <wp:docPr id="16" name="Imagen 16">
+              <a:extLst xmlns:a="http://schemas.openxmlformats.org/drawingml/2006/main">
+                <a:ext uri="{C183D7F6-B498-43B3-948B-1728B52AA6E4}">
+                  <adec:decorative xmlns:adec="http://schemas.microsoft.com/office/drawing/2017/decorative" val="1"/>
+                </a:ext>
+              </a:extLst>
+            </wp:docPr>
+            <wp:cNvGraphicFramePr>
+              <a:graphicFrameLocks xmlns:a="http://schemas.openxmlformats.org/drawingml/2006/main" noChangeAspect="1"/>
+            </wp:cNvGraphicFramePr>
+            <a:graphic xmlns:a="http://schemas.openxmlformats.org/drawingml/2006/main">
+              <a:graphicData uri="http://schemas.openxmlformats.org/drawingml/2006/picture">
+                <pic:pic xmlns:pic="http://schemas.openxmlformats.org/drawingml/2006/picture">
+                  <pic:nvPicPr>
+                    <pic:cNvPr id="16" name="Imagen 16">
+                      <a:extLst>
+                        <a:ext uri="{C183D7F6-B498-43B3-948B-1728B52AA6E4}">
+                          <adec:decorative xmlns:adec="http://schemas.microsoft.com/office/drawing/2017/decorative" val="1"/>
+                        </a:ext>
+                      </a:extLst>
+                    </pic:cNvPr>
+                    <pic:cNvPicPr>
+                      <a:picLocks noChangeAspect="1" noChangeArrowheads="1"/>
+                    </pic:cNvPicPr>
+                  </pic:nvPicPr>
+                  <pic:blipFill>
+                    <a:blip r:embed="rId16" cstate="print">
+                      <a:extLst>
+                        <a:ext uri="{28A0092B-C50C-407E-A947-70E740481C1C}">
+                          <a14:useLocalDpi xmlns:a14="http://schemas.microsoft.com/office/drawing/2010/main" val="0"/>
+                        </a:ext>
+                      </a:extLst>
+                    </a:blip>
+                    <a:srcRect/>
+                    <a:stretch>
+                      <a:fillRect/>
+                    </a:stretch>
+                  </pic:blipFill>
+                  <pic:spPr bwMode="auto">
+                    <a:xfrm>
+                      <a:off x="0" y="0"/>
+                      <a:ext cx="4680000" cy="2631600"/>
+                    </a:xfrm>
+                    <a:prstGeom prst="rect">
+                      <a:avLst/>
+                    </a:prstGeom>
+                    <a:noFill/>
+                    <a:ln>
+                      <a:noFill/>
+                    </a:ln>
+                  </pic:spPr>
+                </pic:pic>
+              </a:graphicData>
+            </a:graphic>
+          </wp:inline>
+        </w:drawing>
+      </w:r>
+    </w:p>
+    <w:bookmarkStart w:id="16" w:name="_Hlk161159634"/>
     <w:p>
       <w:pPr>
         <w:ind w:firstLine="0"/>
@@ -10639,12 +10716,41 @@
           <w:b/>
         </w:rPr>
       </w:pPr>
-      <w:bookmarkStart w:id="16" w:name="_Hlk161159634"/>
-      <w:r>
-        <w:rPr>
+      <w:r>
+        <w:rPr>
+          <w:b/>
+        </w:rPr>
+        <w:fldChar w:fldCharType="begin"/>
+      </w:r>
+      <w:r>
+        <w:rPr>
+          <w:b/>
+        </w:rPr>
+        <w:instrText xml:space="preserve"> HYPERLINK "https://www.youtube.com/watch?v=K1exKJ0LT-s&amp;t=6s" </w:instrText>
+      </w:r>
+      <w:r>
+        <w:rPr>
+          <w:b/>
+        </w:rPr>
+      </w:r>
+      <w:r>
+        <w:rPr>
+          <w:b/>
+        </w:rPr>
+        <w:fldChar w:fldCharType="separate"/>
+      </w:r>
+      <w:r>
+        <w:rPr>
+          <w:rStyle w:val="Hipervnculo"/>
           <w:b/>
         </w:rPr>
         <w:t>Enlace de reproducción del video</w:t>
+      </w:r>
+      <w:r>
+        <w:rPr>
+          <w:b/>
+        </w:rPr>
+        <w:fldChar w:fldCharType="end"/>
       </w:r>
     </w:p>
     <w:tbl>
@@ -10717,6 +10823,7 @@
           </w:p>
           <w:p>
             <w:r>
+              <w:lastRenderedPageBreak/>
               <w:t>La segunda etapa, la apertura, marca el inicio formal de la sesión. En este momento, el moderador presenta los objetivos, establece las reglas de participación y genera un ambiente de confianza que incentive la expresión libre de ideas.</w:t>
             </w:r>
           </w:p>
@@ -10741,7 +10848,6 @@
           </w:p>
           <w:p>
             <w:r>
-              <w:lastRenderedPageBreak/>
               <w:t>La quinta etapa, el análisis, implica la transcripción de la sesión —si fue grabada con consentimiento— y la realización de un análisis cualitativo para identificar patrones y diferencias.</w:t>
             </w:r>
           </w:p>
@@ -10794,12 +10900,22 @@
     </w:p>
     <w:p>
       <w:pPr>
+        <w:spacing w:before="0" w:after="0" w:line="240" w:lineRule="auto"/>
+        <w:ind w:firstLine="0"/>
+      </w:pPr>
+      <w:r>
+        <w:br w:type="page"/>
+      </w:r>
+    </w:p>
+    <w:p>
+      <w:pPr>
         <w:pStyle w:val="Tabla"/>
       </w:pPr>
       <w:r>
         <w:rPr>
           <w:rStyle w:val="Extranjerismo"/>
         </w:rPr>
+        <w:lastRenderedPageBreak/>
         <w:t>Focus group</w:t>
       </w:r>
       <w:r>
@@ -11007,7 +11123,6 @@
               <w:ind w:firstLine="0"/>
             </w:pPr>
             <w:r>
-              <w:lastRenderedPageBreak/>
               <w:t>Dinámica.</w:t>
             </w:r>
           </w:p>
@@ -11221,18 +11336,18 @@
     <w:p/>
     <w:p>
       <w:r>
-        <w:t>Por su parte, la siguiente tabla presenta las principales herramientas digitales disponibles para cada técnica de recolección de información. Conocer estas herramientas permite al analista planificar el proceso de elicitación con mayor eficiencia, aprovechando las capacidades tecnológicas disponibles en el mercado actual:</w:t>
-      </w:r>
-    </w:p>
-    <w:p/>
-    <w:p/>
-    <w:p/>
+        <w:t xml:space="preserve">Por su parte, la siguiente tabla presenta las principales herramientas digitales disponibles para cada técnica de recolección de información. Conocer estas </w:t>
+      </w:r>
+      <w:r>
+        <w:lastRenderedPageBreak/>
+        <w:t>herramientas permite al analista planificar el proceso de elicitación con mayor eficiencia, aprovechando las capacidades tecnológicas disponibles en el mercado actual:</w:t>
+      </w:r>
+    </w:p>
     <w:p>
       <w:pPr>
         <w:pStyle w:val="Tabla"/>
       </w:pPr>
       <w:r>
-        <w:lastRenderedPageBreak/>
         <w:t>Herramientas digitales para técnicas de recolección de información</w:t>
       </w:r>
     </w:p>
@@ -11703,6 +11818,7 @@
       </w:pPr>
       <w:bookmarkStart w:id="17" w:name="_Toc229684996"/>
       <w:r>
+        <w:lastRenderedPageBreak/>
         <w:t xml:space="preserve">Talleres de Requisitos (JAD - </w:t>
       </w:r>
       <w:proofErr w:type="spellStart"/>
@@ -11766,11 +11882,7 @@
         <w:t>stakeholders</w:t>
       </w:r>
       <w:r>
-        <w:t xml:space="preserve">, usuarios, desarrolladores y otros participantes </w:t>
-      </w:r>
-      <w:r>
-        <w:lastRenderedPageBreak/>
-        <w:t xml:space="preserve">clave trabajan juntos de manera intensiva para definir, analizar y validar requisitos de </w:t>
+        <w:t xml:space="preserve">, usuarios, desarrolladores y otros participantes clave trabajan juntos de manera intensiva para definir, analizar y validar requisitos de </w:t>
       </w:r>
       <w:r>
         <w:rPr>
@@ -11919,6 +12031,7 @@
         <w:rPr>
           <w:b/>
         </w:rPr>
+        <w:lastRenderedPageBreak/>
         <w:t>Facilitador</w:t>
       </w:r>
     </w:p>
@@ -11952,7 +12065,6 @@
         <w:rPr>
           <w:b/>
         </w:rPr>
-        <w:lastRenderedPageBreak/>
         <w:t>Perfil ideal</w:t>
       </w:r>
       <w:r>
@@ -12189,7 +12301,11 @@
     </w:p>
     <w:p>
       <w:r>
-        <w:t>Con el fin de ilustrar de manera práctica cómo se desarrollan los talleres JAD y cómo se aplican distintas técnicas colaborativas para la elicitación, análisis y priorización de requisitos, a continuación, se presentan algunos ejemplos representativos que muestran la dinámica de trabajo, la interacción entre los participantes y las herramientas comúnmente utilizadas en este tipo de sesiones:</w:t>
+        <w:t xml:space="preserve">Con el fin de ilustrar de manera práctica cómo se desarrollan los talleres JAD y cómo se aplican distintas técnicas colaborativas para la elicitación, análisis y priorización de requisitos, a continuación, se presentan algunos ejemplos </w:t>
+      </w:r>
+      <w:r>
+        <w:lastRenderedPageBreak/>
+        <w:t>representativos que muestran la dinámica de trabajo, la interacción entre los participantes y las herramientas comúnmente utilizadas en este tipo de sesiones:</w:t>
       </w:r>
     </w:p>
     <w:p/>
@@ -12208,7 +12324,6 @@
         <w:rPr>
           <w:b/>
         </w:rPr>
-        <w:lastRenderedPageBreak/>
         <w:t>Ejemplo 1. Configuración típica de un taller JAD</w:t>
       </w:r>
     </w:p>
@@ -12251,7 +12366,7 @@
                     </pic:cNvPicPr>
                   </pic:nvPicPr>
                   <pic:blipFill>
-                    <a:blip r:embed="rId16">
+                    <a:blip r:embed="rId17">
                       <a:extLst>
                         <a:ext uri="{28A0092B-C50C-407E-A947-70E740481C1C}">
                           <a14:useLocalDpi xmlns:a14="http://schemas.microsoft.com/office/drawing/2010/main" val="0"/>
@@ -12360,8 +12475,6 @@
     <w:p/>
     <w:p/>
     <w:p/>
-    <w:p/>
-    <w:p/>
     <w:p>
       <w:pPr>
         <w:pStyle w:val="Figura"/>
@@ -12415,7 +12528,7 @@
                     </pic:cNvPicPr>
                   </pic:nvPicPr>
                   <pic:blipFill>
-                    <a:blip r:embed="rId17">
+                    <a:blip r:embed="rId18">
                       <a:extLst>
                         <a:ext uri="{28A0092B-C50C-407E-A947-70E740481C1C}">
                           <a14:useLocalDpi xmlns:a14="http://schemas.microsoft.com/office/drawing/2010/main" val="0"/>
@@ -12510,7 +12623,7 @@
                     </pic:cNvPicPr>
                   </pic:nvPicPr>
                   <pic:blipFill>
-                    <a:blip r:embed="rId18">
+                    <a:blip r:embed="rId19">
                       <a:extLst>
                         <a:ext uri="{28A0092B-C50C-407E-A947-70E740481C1C}">
                           <a14:useLocalDpi xmlns:a14="http://schemas.microsoft.com/office/drawing/2010/main" val="0"/>
@@ -12597,7 +12710,7 @@
                     </pic:cNvPicPr>
                   </pic:nvPicPr>
                   <pic:blipFill>
-                    <a:blip r:embed="rId19">
+                    <a:blip r:embed="rId20">
                       <a:extLst>
                         <a:ext uri="{28A0092B-C50C-407E-A947-70E740481C1C}">
                           <a14:useLocalDpi xmlns:a14="http://schemas.microsoft.com/office/drawing/2010/main" val="0"/>
@@ -15577,7 +15690,7 @@
                     </pic:cNvPicPr>
                   </pic:nvPicPr>
                   <pic:blipFill>
-                    <a:blip r:embed="rId20">
+                    <a:blip r:embed="rId21">
                       <a:extLst>
                         <a:ext uri="{28A0092B-C50C-407E-A947-70E740481C1C}">
                           <a14:useLocalDpi xmlns:a14="http://schemas.microsoft.com/office/drawing/2010/main" val="0"/>
@@ -15894,7 +16007,7 @@
                     </pic:cNvPicPr>
                   </pic:nvPicPr>
                   <pic:blipFill>
-                    <a:blip r:embed="rId21">
+                    <a:blip r:embed="rId22">
                       <a:extLst>
                         <a:ext uri="{28A0092B-C50C-407E-A947-70E740481C1C}">
                           <a14:useLocalDpi xmlns:a14="http://schemas.microsoft.com/office/drawing/2010/main" val="0"/>
@@ -17929,8 +18042,8 @@
       </w:pPr>
     </w:p>
     <w:sectPr>
-      <w:headerReference w:type="default" r:id="rId22"/>
-      <w:footerReference w:type="default" r:id="rId23"/>
+      <w:headerReference w:type="default" r:id="rId23"/>
+      <w:footerReference w:type="default" r:id="rId24"/>
       <w:pgSz w:w="12240" w:h="15840"/>
       <w:pgMar w:top="1701" w:right="1134" w:bottom="1134" w:left="1134" w:header="709" w:footer="737" w:gutter="0"/>
       <w:pgNumType w:start="1"/>
@@ -20536,6 +20649,7 @@
     <w:lsdException w:name="HTML Sample" w:semiHidden="1" w:unhideWhenUsed="1"/>
     <w:lsdException w:name="HTML Typewriter" w:semiHidden="1" w:unhideWhenUsed="1"/>
     <w:lsdException w:name="HTML Variable" w:semiHidden="1" w:unhideWhenUsed="1"/>
+    <w:lsdException w:name="Normal Table" w:semiHidden="1" w:unhideWhenUsed="1"/>
     <w:lsdException w:name="annotation subject" w:semiHidden="1" w:unhideWhenUsed="1"/>
     <w:lsdException w:name="No List" w:semiHidden="1" w:unhideWhenUsed="1"/>
     <w:lsdException w:name="Outline List 1" w:semiHidden="1" w:unhideWhenUsed="1"/>
@@ -20582,8 +20696,10 @@
     <w:lsdException w:name="Table Subtle 2" w:semiHidden="1" w:unhideWhenUsed="1"/>
     <w:lsdException w:name="Table Web 1" w:semiHidden="1" w:unhideWhenUsed="1"/>
     <w:lsdException w:name="Table Web 2" w:semiHidden="1" w:unhideWhenUsed="1"/>
+    <w:lsdException w:name="Table Web 3" w:semiHidden="1" w:unhideWhenUsed="1"/>
     <w:lsdException w:name="Balloon Text" w:semiHidden="1" w:unhideWhenUsed="1"/>
     <w:lsdException w:name="Table Grid" w:uiPriority="39"/>
+    <w:lsdException w:name="Table Theme" w:semiHidden="1" w:unhideWhenUsed="1"/>
     <w:lsdException w:name="Placeholder Text" w:semiHidden="1"/>
     <w:lsdException w:name="No Spacing" w:uiPriority="1" w:qFormat="1"/>
     <w:lsdException w:name="Light Shading" w:uiPriority="60"/>
@@ -21826,6 +21942,25 @@
     <w:basedOn w:val="Fuentedeprrafopredeter"/>
     <w:rsid w:val="00DC0A1F"/>
   </w:style>
+  <w:style w:type="paragraph" w:styleId="NormalWeb">
+    <w:name w:val="Normal (Web)"/>
+    <w:basedOn w:val="Normal"/>
+    <w:uiPriority w:val="99"/>
+    <w:semiHidden/>
+    <w:unhideWhenUsed/>
+    <w:rsid w:val="004F7BEB"/>
+    <w:pPr>
+      <w:spacing w:before="100" w:beforeAutospacing="1" w:after="100" w:afterAutospacing="1" w:line="240" w:lineRule="auto"/>
+      <w:ind w:firstLine="0"/>
+    </w:pPr>
+    <w:rPr>
+      <w:rFonts w:ascii="Times New Roman" w:eastAsia="Times New Roman" w:hAnsi="Times New Roman"/>
+      <w:kern w:val="0"/>
+      <w:sz w:val="24"/>
+      <w:szCs w:val="24"/>
+      <w:lang w:eastAsia="es-CO"/>
+    </w:rPr>
+  </w:style>
 </w:styles>
 </file>
 
@@ -22125,6 +22260,10 @@
 </file>
 
 <file path=customXml/item1.xml><?xml version="1.0" encoding="utf-8"?>
+<b:Sources xmlns:b="http://schemas.openxmlformats.org/officeDocument/2006/bibliography" xmlns="http://schemas.openxmlformats.org/officeDocument/2006/bibliography" SelectedStyle="\APASixthEditionOfficeOnline.xsl" StyleName="APA" Version="6"/>
+</file>
+
+<file path=customXml/item2.xml><?xml version="1.0" encoding="utf-8"?>
 <p:properties xmlns:p="http://schemas.microsoft.com/office/2006/metadata/properties" xmlns:xsi="http://www.w3.org/2001/XMLSchema-instance" xmlns:pc="http://schemas.microsoft.com/office/infopath/2007/PartnerControls">
   <documentManagement>
     <TaxCatchAll xmlns="13c90a0b-73bc-4dc0-be5f-28d77b615beb" xsi:nil="true"/>
@@ -22135,20 +22274,7 @@
 </p:properties>
 </file>
 
-<file path=customXml/item2.xml><?xml version="1.0" encoding="utf-8"?>
-<b:Sources xmlns:b="http://schemas.openxmlformats.org/officeDocument/2006/bibliography" xmlns="http://schemas.openxmlformats.org/officeDocument/2006/bibliography" SelectedStyle="\APASixthEditionOfficeOnline.xsl" StyleName="APA" Version="6"/>
-</file>
-
 <file path=customXml/item3.xml><?xml version="1.0" encoding="utf-8"?>
-<?mso-contentType ?>
-<FormTemplates xmlns="http://schemas.microsoft.com/sharepoint/v3/contenttype/forms">
-  <Display>DocumentLibraryForm</Display>
-  <Edit>DocumentLibraryForm</Edit>
-  <New>DocumentLibraryForm</New>
-</FormTemplates>
-</file>
-
-<file path=customXml/item4.xml><?xml version="1.0" encoding="utf-8"?>
 <ct:contentTypeSchema xmlns:ct="http://schemas.microsoft.com/office/2006/metadata/contentType" xmlns:ma="http://schemas.microsoft.com/office/2006/metadata/properties/metaAttributes" ct:_="" ma:_="" ma:contentTypeName="Documento" ma:contentTypeID="0x0101006A81D6BD42E8DF4C91013959704817E1" ma:contentTypeVersion="15" ma:contentTypeDescription="Crear nuevo documento." ma:contentTypeScope="" ma:versionID="bf4f72ffd194f0963ff564daca6869f7">
   <xsd:schema xmlns:xsd="http://www.w3.org/2001/XMLSchema" xmlns:xs="http://www.w3.org/2001/XMLSchema" xmlns:p="http://schemas.microsoft.com/office/2006/metadata/properties" xmlns:ns2="13c90a0b-73bc-4dc0-be5f-28d77b615beb" xmlns:ns3="13c93bba-48ce-428c-bfe5-88b42c19b028" targetNamespace="http://schemas.microsoft.com/office/2006/metadata/properties" ma:root="true" ma:fieldsID="8718d6f4873a5b1392a45044efa78385" ns2:_="" ns3:_="">
     <xsd:import namespace="13c90a0b-73bc-4dc0-be5f-28d77b615beb"/>
@@ -22383,7 +22509,24 @@
 </ct:contentTypeSchema>
 </file>
 
+<file path=customXml/item4.xml><?xml version="1.0" encoding="utf-8"?>
+<?mso-contentType ?>
+<FormTemplates xmlns="http://schemas.microsoft.com/sharepoint/v3/contenttype/forms">
+  <Display>DocumentLibraryForm</Display>
+  <Edit>DocumentLibraryForm</Edit>
+  <New>DocumentLibraryForm</New>
+</FormTemplates>
+</file>
+
 <file path=customXml/itemProps1.xml><?xml version="1.0" encoding="utf-8"?>
+<ds:datastoreItem xmlns:ds="http://schemas.openxmlformats.org/officeDocument/2006/customXml" ds:itemID="{BB5E6252-A328-4D0B-BA74-1CEF3DC7A03B}">
+  <ds:schemaRefs>
+    <ds:schemaRef ds:uri="http://schemas.openxmlformats.org/officeDocument/2006/bibliography"/>
+  </ds:schemaRefs>
+</ds:datastoreItem>
+</file>
+
+<file path=customXml/itemProps2.xml><?xml version="1.0" encoding="utf-8"?>
 <ds:datastoreItem xmlns:ds="http://schemas.openxmlformats.org/officeDocument/2006/customXml" ds:itemID="{67D4AF85-13AD-4D70-9EF5-F1C9A533B7A4}">
   <ds:schemaRefs>
     <ds:schemaRef ds:uri="http://schemas.microsoft.com/office/2006/metadata/properties"/>
@@ -22394,23 +22537,7 @@
 </ds:datastoreItem>
 </file>
 
-<file path=customXml/itemProps2.xml><?xml version="1.0" encoding="utf-8"?>
-<ds:datastoreItem xmlns:ds="http://schemas.openxmlformats.org/officeDocument/2006/customXml" ds:itemID="{BB5E6252-A328-4D0B-BA74-1CEF3DC7A03B}">
-  <ds:schemaRefs>
-    <ds:schemaRef ds:uri="http://schemas.openxmlformats.org/officeDocument/2006/bibliography"/>
-  </ds:schemaRefs>
-</ds:datastoreItem>
-</file>
-
 <file path=customXml/itemProps3.xml><?xml version="1.0" encoding="utf-8"?>
-<ds:datastoreItem xmlns:ds="http://schemas.openxmlformats.org/officeDocument/2006/customXml" ds:itemID="{3464BBE0-4623-4CD8-8A00-E15C6A519716}">
-  <ds:schemaRefs>
-    <ds:schemaRef ds:uri="http://schemas.microsoft.com/sharepoint/v3/contenttype/forms"/>
-  </ds:schemaRefs>
-</ds:datastoreItem>
-</file>
-
-<file path=customXml/itemProps4.xml><?xml version="1.0" encoding="utf-8"?>
 <ds:datastoreItem xmlns:ds="http://schemas.openxmlformats.org/officeDocument/2006/customXml" ds:itemID="{4F66B069-56C3-4D45-9201-552208D85316}">
   <ds:schemaRefs>
     <ds:schemaRef ds:uri="http://schemas.microsoft.com/office/2006/metadata/contentType"/>
@@ -22427,4 +22554,12 @@
     <ds:schemaRef ds:uri="http://schemas.microsoft.com/internal/obd"/>
   </ds:schemaRefs>
 </ds:datastoreItem>
+</file>
+
+<file path=customXml/itemProps4.xml><?xml version="1.0" encoding="utf-8"?>
+<ds:datastoreItem xmlns:ds="http://schemas.openxmlformats.org/officeDocument/2006/customXml" ds:itemID="{3464BBE0-4623-4CD8-8A00-E15C6A519716}">
+  <ds:schemaRefs>
+    <ds:schemaRef ds:uri="http://schemas.microsoft.com/sharepoint/v3/contenttype/forms"/>
+  </ds:schemaRefs>
+</ds:datastoreItem>
 </file>